--- a/tai-lieu-noi-bo/moscow/kremlin-ivan-great-bell-tower.docx
+++ b/tai-lieu-noi-bo/moscow/kremlin-ivan-great-bell-tower.docx
@@ -100,6 +100,38 @@
     </w:p>
     <w:p>
       <w:pPr>
+        <w:pStyle w:val="ListBullet"/>
+      </w:pPr>
+      <w:r>
+        <w:t>Quần thể gồm 3 phần: Cột tháp Ivan Đại đế, Tháp chuông Uspensky và Phần mở rộng Filaret (1624)</w:t>
+      </w:r>
+    </w:p>
+    <w:p>
+      <w:pPr>
+        <w:pStyle w:val="ListBullet"/>
+      </w:pPr>
+      <w:r>
+        <w:t>Chuông Uspensky ~64 tấn (đúc lại 1817–1819) — quả chuông đang hoạt động lớn nhất nước Nga</w:t>
+      </w:r>
+    </w:p>
+    <w:p>
+      <w:pPr>
+        <w:pStyle w:val="ListBullet"/>
+      </w:pPr>
+      <w:r>
+        <w:t>Sổ kiểm kê đầu thế kỷ XVIII từng ghi 34 quả chuông; nay còn hơn hai chục quả, mỗi quả một tên riêng</w:t>
+      </w:r>
+    </w:p>
+    <w:p>
+      <w:pPr>
+        <w:pStyle w:val="ListBullet"/>
+      </w:pPr>
+      <w:r>
+        <w:t>Vụ nổ 1812: Tháp chuông Uspensky và Phần Filaret bị sập, riêng cột chính chỉ nứt mà không đổ</w:t>
+      </w:r>
+    </w:p>
+    <w:p>
+      <w:pPr>
         <w:pStyle w:val="Heading1"/>
       </w:pPr>
       <w:r>
@@ -415,6 +447,197 @@
       </w:pPr>
       <w:r>
         <w:t>Cuối cùng, trải nghiệm 'điểm nhấn' theo đúng nghĩa đen là leo lên đài quan sát trên tháp. Từ độ cao ấy, du khách có được góc nhìn hiếm có bao quát toàn bộ Quảng trường Nhà thờ với các mái vòm vàng chen nhau, rồi trải rộng ra Quảng trường Đỏ và những mái nhà trung tâm Moskva. Bên trong tháp, bảo tàng lịch sử kiến trúc Kremlin trưng bày các mảnh trang trí đá trắng, mô hình và tư liệu giúp hình dung diện mạo thành cổ qua các thời kỳ — một 'điểm nhấn tri thức' bổ trợ hoàn hảo cho tầm nhìn từ trên cao.</w:t>
+      </w:r>
+    </w:p>
+    <w:p>
+      <w:pPr>
+        <w:pStyle w:val="Heading1"/>
+      </w:pPr>
+      <w:r>
+        <w:rPr>
+          <w:color w:val="152C4E"/>
+        </w:rPr>
+        <w:t>Ba phần của quần thể — Cột tháp, Tháp chuông Uspensky &amp; Phần mở rộng Filaret</w:t>
+      </w:r>
+    </w:p>
+    <w:p>
+      <w:pPr>
+        <w:jc w:val="both"/>
+      </w:pPr>
+      <w:r>
+        <w:t>Nhiều khách tưởng đây chỉ là một cây tháp, nhưng thực ra trước mắt quý khách là cả một quần thể ba phần ghép lại. Trung tâm là Cột tháp Ivan Đại đế (Столп «Иван Великий») — cây trụ bát giác trắng do kiến trúc sư người Ý Bon Fryazin (Бон Фрязин) dựng năm 1505–1508, ban đầu cao khoảng 60 mét.</w:t>
+      </w:r>
+    </w:p>
+    <w:p>
+      <w:pPr>
+        <w:jc w:val="both"/>
+      </w:pPr>
+      <w:r>
+        <w:t>Sát bên là Tháp chuông Uspensky (Успенская звонница) — khối nhà thấp và rộng hơn, chuyên để treo những quả chuông lớn nhất; nguyên bản do kiến trúc sư Petrok Maly dựng giữa thế kỷ XVI. Nối tiếp nữa là Phần mở rộng Filaret (Филаретовская пристройка), xây năm 1624 dưới thời Thượng phụ Filaret, do thợ cả Bazhen Ogurtsov thực hiện, với phần mái nhọn kiểu Nga đặc trưng.</w:t>
+      </w:r>
+    </w:p>
+    <w:p>
+      <w:pPr>
+        <w:jc w:val="both"/>
+      </w:pPr>
+      <w:r>
+        <w:t>Đến năm 1600, dưới thời Sa hoàng Boris Godunov, cây cột trung tâm được nâng thêm một tầng bát giác và mái vòm mạ vàng, đạt độ cao 81 mét như hôm nay. Suốt gần ba thế kỷ, đây là công trình cao nhất Moskva, vì có một luật bất thành văn cấm xây cao hơn tháp chuông của Kremlin.</w:t>
+      </w:r>
+    </w:p>
+    <w:p>
+      <w:pPr>
+        <w:jc w:val="both"/>
+      </w:pPr>
+      <w:r>
+        <w:t>Gợi ý cách kể: hãy đề nghị khách đọc công trình như đọc ba chương của một cuốn sách — mỗi phần một thời kỳ, một vị vua, một phong cách; nhờ thế khối kiến trúc phức tạp trở nên dễ nhớ.</w:t>
+      </w:r>
+    </w:p>
+    <w:p>
+      <w:pPr>
+        <w:pStyle w:val="Heading1"/>
+      </w:pPr>
+      <w:r>
+        <w:rPr>
+          <w:color w:val="152C4E"/>
+        </w:rPr>
+        <w:t>Dàn chuông — điểm mặt những quả chuông lớn</w:t>
+      </w:r>
+    </w:p>
+    <w:p>
+      <w:pPr>
+        <w:jc w:val="both"/>
+      </w:pPr>
+      <w:r>
+        <w:t>Linh hồn của cả quần thể là dàn chuông. Theo sổ kiểm kê đầu thế kỷ XVIII, nơi đây từng treo tới 34 quả chuông; ngày nay còn khoảng hơn hai chục quả, quả nào cũng có tên riêng.</w:t>
+      </w:r>
+    </w:p>
+    <w:p>
+      <w:pPr>
+        <w:jc w:val="both"/>
+      </w:pPr>
+      <w:r>
+        <w:t>Lớn nhất là chuông Uspensky (Успенский колокол, còn gọi là chuông Lễ hội) nặng khoảng 64 tấn, do hai thợ cả Yakov Zavyalov và Rusinov đúc lại trong các năm 1817–1819 sau chiến tranh 1812. Đây là quả chuông đang hoạt động lớn nhất nước Nga, chỉ đứng sau Царь-колокол vốn không kêu; tiếng của nó gắn với những dịp lễ trọng đại nhất.</w:t>
+      </w:r>
+    </w:p>
+    <w:p>
+      <w:pPr>
+        <w:jc w:val="both"/>
+      </w:pPr>
+      <w:r>
+        <w:t>Kế đến là chuông Reut (Реут, nghĩa là Kẻ gầm) nặng hơn 19 tấn, do bậc thầy Andrey Chokhov đúc năm 1622 theo lệnh Sa hoàng Mikhail Fyodorovich — cũng chính là người đúc Pháo Sa hoàng. Reut từng rơi trong vụ nổ 1812 và một lần nữa rơi trong dịp lễ đăng quang của Sa hoàng Aleksandr II, gây thương vong. Còn có chuông Semisotny (Bảy trăm) nặng hơn 16 tấn do Ivan Motorin đúc, nổi tiếng vì tiếng ngân trong veo, xưa dùng trong Mùa Chay.</w:t>
+      </w:r>
+    </w:p>
+    <w:p>
+      <w:pPr>
+        <w:jc w:val="both"/>
+      </w:pPr>
+      <w:r>
+        <w:t>Gợi ý cách kể: nếu may mắn đến đúng dịp lễ và nghe được tiếng chuông, hãy để khách lặng im vài giây — âm trầm của chuông Uspensky có thể cảm nhận bằng cả lồng ngực chứ không chỉ bằng tai. Có thể liên hệ: người Nga tin mỗi quả chuông có một giọng riêng, nên mới đặt tên cho chúng như đặt tên người.</w:t>
+      </w:r>
+    </w:p>
+    <w:p>
+      <w:pPr>
+        <w:pStyle w:val="Heading1"/>
+      </w:pPr>
+      <w:r>
+        <w:rPr>
+          <w:color w:val="152C4E"/>
+        </w:rPr>
+        <w:t>Dòng chữ vàng dưới vòm &amp; dấu ấn Boris Godunov</w:t>
+      </w:r>
+    </w:p>
+    <w:p>
+      <w:pPr>
+        <w:jc w:val="both"/>
+      </w:pPr>
+      <w:r>
+        <w:t>Nếu trời nắng, hãy mời khách ngước nhìn ngay dưới mái vòm mạ vàng: ở đó chạy ba hàng chữ vàng lớn bằng tiếng Slav Giáo hội cổ, mỗi chữ cao gần một mét. Dòng chữ được thếp vàng năm 1600, ghi công Sa hoàng Boris Godunov và con trai Feodor đã cho nâng và hoàn thiện cây tháp.</w:t>
+      </w:r>
+    </w:p>
+    <w:p>
+      <w:pPr>
+        <w:jc w:val="both"/>
+      </w:pPr>
+      <w:r>
+        <w:t>Có một giai thoại thú vị: sau khi triều đại Godunov sụp đổ trong Thời kỳ Loạn lạc, từng có ý muốn xoá tên ông khỏi tháp, nhưng rốt cuộc dòng chữ vẫn được giữ lại — nên đến nay du khách vẫn đọc được tên vị Sa hoàng gây tranh cãi bậc nhất lịch sử Nga ngay trên đỉnh biểu tượng của Kremlin.</w:t>
+      </w:r>
+    </w:p>
+    <w:p>
+      <w:pPr>
+        <w:jc w:val="both"/>
+      </w:pPr>
+      <w:r>
+        <w:t>Gợi ý cách kể: đây là chi tiết nhỏ mà đắt — hãy chỉ tay lên vòm và hỏi khách có nhìn thấy chữ ký bằng vàng của nhà vua cách đây hơn 400 năm không; một câu hỏi mở luôn khiến khách chăm chú hơn.</w:t>
+      </w:r>
+    </w:p>
+    <w:p>
+      <w:pPr>
+        <w:pStyle w:val="Heading1"/>
+      </w:pPr>
+      <w:r>
+        <w:rPr>
+          <w:color w:val="152C4E"/>
+        </w:rPr>
+        <w:t>Vụ nổ năm 1812 — điều kỳ diệu của cây cột chính</w:t>
+      </w:r>
+    </w:p>
+    <w:p>
+      <w:pPr>
+        <w:jc w:val="both"/>
+      </w:pPr>
+      <w:r>
+        <w:t>Tháng 10 năm 1812, khi rút khỏi Moskva, quân của Napoleon đặt mìn phá Kremlin. Tháp chuông Uspensky và Phần mở rộng Filaret bên cạnh bị đánh sập, nhưng kỳ lạ thay, cây cột trung tâm Ivan Đại đế chỉ nứt chứ không đổ — người Nga xem đó như một điều kỳ diệu, một biểu tượng cho sức sống bất khuất của thành phố.</w:t>
+      </w:r>
+    </w:p>
+    <w:p>
+      <w:pPr>
+        <w:jc w:val="both"/>
+      </w:pPr>
+      <w:r>
+        <w:t>Hai phần bị sập được phục dựng gần như nguyên trạng trong các năm 1814–1815, dưới bàn tay những kiến trúc sư như Domenico Gilardi và Luigi Rusca. Cũng gắn với sự kiện 1812 là giai thoại nổi tiếng: Napoleon nghe đồn cây thánh giá trên đỉnh tháp bằng vàng ròng nên ra lệnh hạ xuống, nhưng hoá ra nó chỉ bọc đồng mạ vàng; trên đường vận chuyển, cây thánh giá đã biến mất.</w:t>
+      </w:r>
+    </w:p>
+    <w:p>
+      <w:pPr>
+        <w:jc w:val="both"/>
+      </w:pPr>
+      <w:r>
+        <w:t>Gợi ý cách kể: câu chuyện cây cột không chịu đổ rất hợp để tạo cao trào — hãy kể nó ngay tại chân tháp, rồi mời khách nhìn lên đỉnh và tưởng tượng khói lửa năm 1812.</w:t>
+      </w:r>
+    </w:p>
+    <w:p>
+      <w:pPr>
+        <w:pStyle w:val="Heading1"/>
+      </w:pPr>
+      <w:r>
+        <w:rPr>
+          <w:color w:val="152C4E"/>
+        </w:rPr>
+        <w:t>Bảo tàng lịch sử kiến trúc Kremlin &amp; 137 bậc lên đài ngắm</w:t>
+      </w:r>
+    </w:p>
+    <w:p>
+      <w:pPr>
+        <w:jc w:val="both"/>
+      </w:pPr>
+      <w:r>
+        <w:t>Ít khách biết rằng bên trong chân cột tháp nay là một bảo tàng nhỏ nhưng đặc sắc: Bảo tàng Lịch sử Kiến trúc Điện Kremlin, mở cửa từ năm 2008. Tại đây trưng bày những mảnh chạm khắc đá trắng và chi tiết trang trí được cứu ra từ các công trình cổ của Kremlin đã bị phá dỡ qua các thời kỳ, kết hợp trình chiếu đa phương tiện tái hiện diện mạo Kremlin xưa.</w:t>
+      </w:r>
+    </w:p>
+    <w:p>
+      <w:pPr>
+        <w:jc w:val="both"/>
+      </w:pPr>
+      <w:r>
+        <w:t>Cao trào của chuyến thăm là leo 137 bậc thang xoáy lên đài quan sát ở lưng chừng tháp (khoảng 25 mét). Từ trên cao, cả Quảng trường Nhà thờ trải ra dưới chân: các mái vòm vàng của Nhà thờ Uspensky, Arkhangelsky, Blagoveshchensky, và xa hơn là những nóc nhà của Moskva. Vé lên tháp bán riêng theo suất giờ và chỉ mở theo mùa (khoảng giữa tháng 5 đến đầu tháng 10); trẻ dưới 14 tuổi thường không được leo vì lý do an toàn.</w:t>
+      </w:r>
+    </w:p>
+    <w:p>
+      <w:pPr>
+        <w:jc w:val="both"/>
+      </w:pPr>
+      <w:r>
+        <w:t>Gợi ý cách kể: nhắc khách giữ sức và đi giày thấp vì cầu thang hẹp và dốc; nhưng trấn an rằng phần thưởng trên đỉnh — tầm nhìn hiếm có xuống trái tim Kremlin — hoàn toàn xứng đáng. Đây cũng là một trong những chỗ chụp ảnh đẹp nhất khu vực.</w:t>
       </w:r>
     </w:p>
     <w:p>
@@ -945,6 +1168,21 @@
       </w:r>
     </w:p>
     <w:p>
+      <w:r>
+        <w:rPr>
+          <w:sz w:val="22"/>
+        </w:rPr>
+        <w:t xml:space="preserve">• Bells of the «Ivan the Great» Bell Tower — kreml.ru — </w:t>
+      </w:r>
+      <w:r>
+        <w:rPr>
+          <w:color w:val="204A86"/>
+          <w:sz w:val="20"/>
+        </w:rPr>
+        <w:t>https://ivan-the-great-bell-tower.kreml.ru/en-Us/bells/view/kolokola-ivana-velikogo/</w:t>
+      </w:r>
+    </w:p>
+    <w:p>
       <w:pPr>
         <w:pStyle w:val="Heading2"/>
       </w:pPr>
@@ -1030,11 +1268,38 @@
     <w:p>
       <w:r>
         <w:rPr>
+          <w:color w:val="5C6773"/>
+          <w:sz w:val="20"/>
+        </w:rPr>
+        <w:t>Trang chính thức Bảo tàng Kremlin (kreml.ru), mục chuông của Tháp chuông Ivan Đại đế — dùng cho: chuông Uspensky ~64 tấn do Yakov Zavyalov và Rusinov đúc 1817–1819, là chuông đang hoạt động lớn nhất nước Nga; chuông Reut hơn 19 tấn do Andrey Chokhov đúc 1622 theo lệnh Sa hoàng Mikhail Fyodorovich, từng rơi năm 1812 và trong lễ đăng quang Aleksandr II; chuông Semisotny hơn 16 tấn do Ivan Motorin đúc; sổ kiểm kê đầu thế kỷ XVIII ghi 34 quả chuông. Truy cập 9/2026.</w:t>
+      </w:r>
+    </w:p>
+    <w:p>
+      <w:r>
+        <w:rPr>
+          <w:color w:val="5C6773"/>
+          <w:sz w:val="20"/>
+        </w:rPr>
+        <w:t>Wikipedia (EN) «Ivan the Great Bell Tower» — dùng cho: chiều cao 81 m, công trình cao nhất Kremlin; nền tháp có nhà thờ từ 1329 (Thánh Ioann Lestvichnik dưới chuông); cột trung tâm do kiến trúc sư Ý dựng 1505–1508, hoàn tất dưới thời Vasily III; ban đầu cao khoảng 60 m; phục vụ ba nhà thờ không có tháp chuông riêng (Uspensky, Arkhangelsky, Blagoveshchensky); làm đài quan sát cháy và báo động; hiện treo khoảng 22 quả chuông; giai thoại cây thánh giá thời Napoleon 1812.</w:t>
+      </w:r>
+    </w:p>
+    <w:p>
+      <w:r>
+        <w:rPr>
+          <w:color w:val="5C6773"/>
+          <w:sz w:val="20"/>
+        </w:rPr>
+        <w:t>Lưu ý kiểm chứng: năm mở Bảo tàng Lịch sử Kiến trúc Kremlin (2008), số 137 bậc thang lên đài ngắm, và tên các kiến trúc sư phục dựng năm 1814–1815 (Domenico Gilardi, Luigi Rusca) là số liệu thường dẫn — nên đối chiếu tại kreml.ru trước tour; lịch mở cửa và độ tuổi được phép leo có thể thay đổi theo mùa.</w:t>
+      </w:r>
+    </w:p>
+    <w:p>
+      <w:r>
+        <w:rPr>
           <w:i/>
           <w:color w:val="5C6773"/>
           <w:sz w:val="18"/>
         </w:rPr>
-        <w:t>Tài liệu nội bộ — không dùng cho mục đích public. Biên soạn nguyên gốc, có dẫn nguồn. Cập nhật 2026-08-11.</w:t>
+        <w:t>Tài liệu nội bộ — không dùng cho mục đích public. Biên soạn nguyên gốc, có dẫn nguồn. Cập nhật 2026-09-28.</w:t>
       </w:r>
     </w:p>
     <w:sectPr>
